--- a/Docs/sprint_4/SAD/Software Architecture Document v4.0.docx
+++ b/Docs/sprint_4/SAD/Software Architecture Document v4.0.docx
@@ -60,6 +60,17 @@
     </w:p>
     <w:sdt>
       <w:sdtPr>
+        <w:rPr>
+          <w:rFonts w:asciiTheme="minorHAnsi" w:eastAsiaTheme="minorHAnsi" w:hAnsiTheme="minorHAnsi" w:cstheme="minorBidi"/>
+          <w:b w:val="0"/>
+          <w:bCs w:val="0"/>
+          <w:color w:val="auto"/>
+          <w:kern w:val="2"/>
+          <w:sz w:val="24"/>
+          <w:szCs w:val="24"/>
+          <w:lang w:val="en-001"/>
+          <w14:ligatures w14:val="standardContextual"/>
+        </w:rPr>
         <w:id w:val="-279034068"/>
         <w:docPartObj>
           <w:docPartGallery w:val="Table of Contents"/>
@@ -68,14 +79,7 @@
       </w:sdtPr>
       <w:sdtEndPr>
         <w:rPr>
-          <w:rFonts w:asciiTheme="minorHAnsi" w:eastAsiaTheme="minorHAnsi" w:hAnsiTheme="minorHAnsi" w:cstheme="minorBidi"/>
           <w:noProof/>
-          <w:color w:val="auto"/>
-          <w:kern w:val="2"/>
-          <w:sz w:val="24"/>
-          <w:szCs w:val="24"/>
-          <w:lang w:val="en-001"/>
-          <w14:ligatures w14:val="standardContextual"/>
         </w:rPr>
       </w:sdtEndPr>
       <w:sdtContent>
@@ -84,7 +88,7 @@
             <w:pStyle w:val="TOCHeading"/>
           </w:pPr>
           <w:r>
-            <w:t>Table of Contents</w:t>
+            <w:t>Table of Content</w:t>
           </w:r>
         </w:p>
         <w:p>
@@ -120,7 +124,7 @@
             </w:rPr>
             <w:fldChar w:fldCharType="separate"/>
           </w:r>
-          <w:hyperlink w:anchor="_Toc166839212" w:history="1">
+          <w:hyperlink w:anchor="_Toc166857535" w:history="1">
             <w:r>
               <w:rPr>
                 <w:rStyle w:val="Hyperlink"/>
@@ -167,7 +171,7 @@
                 <w:noProof/>
                 <w:webHidden/>
               </w:rPr>
-              <w:instrText xml:space="preserve"> PAGEREF _Toc166839212 \h </w:instrText>
+              <w:instrText xml:space="preserve"> PAGEREF _Toc166857535 \h </w:instrText>
             </w:r>
             <w:r>
               <w:rPr>
@@ -187,7 +191,7 @@
                 <w:noProof/>
                 <w:webHidden/>
               </w:rPr>
-              <w:t>1</w:t>
+              <w:t>2</w:t>
             </w:r>
             <w:r>
               <w:rPr>
@@ -214,7 +218,7 @@
               <w:szCs w:val="24"/>
             </w:rPr>
           </w:pPr>
-          <w:hyperlink w:anchor="_Toc166839213" w:history="1">
+          <w:hyperlink w:anchor="_Toc166857536" w:history="1">
             <w:r>
               <w:rPr>
                 <w:rStyle w:val="Hyperlink"/>
@@ -240,7 +244,23 @@
                 <w:noProof/>
                 <w:lang w:val="en-US"/>
               </w:rPr>
-              <w:t>Project overview:</w:t>
+              <w:t>Project o</w:t>
+            </w:r>
+            <w:r>
+              <w:rPr>
+                <w:rStyle w:val="Hyperlink"/>
+                <w:noProof/>
+                <w:lang w:val="en-US"/>
+              </w:rPr>
+              <w:t>v</w:t>
+            </w:r>
+            <w:r>
+              <w:rPr>
+                <w:rStyle w:val="Hyperlink"/>
+                <w:noProof/>
+                <w:lang w:val="en-US"/>
+              </w:rPr>
+              <w:t>erview:</w:t>
             </w:r>
             <w:r>
               <w:rPr>
@@ -261,7 +281,7 @@
                 <w:noProof/>
                 <w:webHidden/>
               </w:rPr>
-              <w:instrText xml:space="preserve"> PAGEREF _Toc166839213 \h </w:instrText>
+              <w:instrText xml:space="preserve"> PAGEREF _Toc166857536 \h </w:instrText>
             </w:r>
             <w:r>
               <w:rPr>
@@ -281,7 +301,7 @@
                 <w:noProof/>
                 <w:webHidden/>
               </w:rPr>
-              <w:t>1</w:t>
+              <w:t>2</w:t>
             </w:r>
             <w:r>
               <w:rPr>
@@ -308,7 +328,7 @@
               <w:szCs w:val="24"/>
             </w:rPr>
           </w:pPr>
-          <w:hyperlink w:anchor="_Toc166839214" w:history="1">
+          <w:hyperlink w:anchor="_Toc166857537" w:history="1">
             <w:r>
               <w:rPr>
                 <w:rStyle w:val="Hyperlink"/>
@@ -354,7 +374,7 @@
                 <w:noProof/>
                 <w:webHidden/>
               </w:rPr>
-              <w:instrText xml:space="preserve"> PAGEREF _Toc166839214 \h </w:instrText>
+              <w:instrText xml:space="preserve"> PAGEREF _Toc166857537 \h </w:instrText>
             </w:r>
             <w:r>
               <w:rPr>
@@ -374,7 +394,7 @@
                 <w:noProof/>
                 <w:webHidden/>
               </w:rPr>
-              <w:t>1</w:t>
+              <w:t>2</w:t>
             </w:r>
             <w:r>
               <w:rPr>
@@ -401,7 +421,7 @@
               <w:szCs w:val="24"/>
             </w:rPr>
           </w:pPr>
-          <w:hyperlink w:anchor="_Toc166839215" w:history="1">
+          <w:hyperlink w:anchor="_Toc166857538" w:history="1">
             <w:r>
               <w:rPr>
                 <w:rStyle w:val="Hyperlink"/>
@@ -447,7 +467,7 @@
                 <w:noProof/>
                 <w:webHidden/>
               </w:rPr>
-              <w:instrText xml:space="preserve"> PAGEREF _Toc166839215 \h </w:instrText>
+              <w:instrText xml:space="preserve"> PAGEREF _Toc166857538 \h </w:instrText>
             </w:r>
             <w:r>
               <w:rPr>
@@ -467,7 +487,7 @@
                 <w:noProof/>
                 <w:webHidden/>
               </w:rPr>
-              <w:t>1</w:t>
+              <w:t>2</w:t>
             </w:r>
             <w:r>
               <w:rPr>
@@ -494,7 +514,7 @@
               <w:szCs w:val="24"/>
             </w:rPr>
           </w:pPr>
-          <w:hyperlink w:anchor="_Toc166839216" w:history="1">
+          <w:hyperlink w:anchor="_Toc166857539" w:history="1">
             <w:r>
               <w:rPr>
                 <w:rStyle w:val="Hyperlink"/>
@@ -540,7 +560,7 @@
                 <w:noProof/>
                 <w:webHidden/>
               </w:rPr>
-              <w:instrText xml:space="preserve"> PAGEREF _Toc166839216 \h </w:instrText>
+              <w:instrText xml:space="preserve"> PAGEREF _Toc166857539 \h </w:instrText>
             </w:r>
             <w:r>
               <w:rPr>
@@ -560,7 +580,7 @@
                 <w:noProof/>
                 <w:webHidden/>
               </w:rPr>
-              <w:t>1</w:t>
+              <w:t>2</w:t>
             </w:r>
             <w:r>
               <w:rPr>
@@ -587,7 +607,7 @@
               <w:szCs w:val="24"/>
             </w:rPr>
           </w:pPr>
-          <w:hyperlink w:anchor="_Toc166839217" w:history="1">
+          <w:hyperlink w:anchor="_Toc166857540" w:history="1">
             <w:r>
               <w:rPr>
                 <w:rStyle w:val="Hyperlink"/>
@@ -634,7 +654,7 @@
                 <w:noProof/>
                 <w:webHidden/>
               </w:rPr>
-              <w:instrText xml:space="preserve"> PAGEREF _Toc166839217 \h </w:instrText>
+              <w:instrText xml:space="preserve"> PAGEREF _Toc166857540 \h </w:instrText>
             </w:r>
             <w:r>
               <w:rPr>
@@ -654,7 +674,7 @@
                 <w:noProof/>
                 <w:webHidden/>
               </w:rPr>
-              <w:t>2</w:t>
+              <w:t>3</w:t>
             </w:r>
             <w:r>
               <w:rPr>
@@ -681,7 +701,7 @@
               <w:szCs w:val="24"/>
             </w:rPr>
           </w:pPr>
-          <w:hyperlink w:anchor="_Toc166839218" w:history="1">
+          <w:hyperlink w:anchor="_Toc166857541" w:history="1">
             <w:r>
               <w:rPr>
                 <w:rStyle w:val="Hyperlink"/>
@@ -727,7 +747,7 @@
                 <w:noProof/>
                 <w:webHidden/>
               </w:rPr>
-              <w:instrText xml:space="preserve"> PAGEREF _Toc166839218 \h </w:instrText>
+              <w:instrText xml:space="preserve"> PAGEREF _Toc166857541 \h </w:instrText>
             </w:r>
             <w:r>
               <w:rPr>
@@ -747,7 +767,7 @@
                 <w:noProof/>
                 <w:webHidden/>
               </w:rPr>
-              <w:t>2</w:t>
+              <w:t>3</w:t>
             </w:r>
             <w:r>
               <w:rPr>
@@ -774,7 +794,7 @@
               <w:noProof/>
             </w:rPr>
           </w:pPr>
-          <w:hyperlink w:anchor="_Toc166839219" w:history="1">
+          <w:hyperlink w:anchor="_Toc166857542" w:history="1">
             <w:r>
               <w:rPr>
                 <w:rStyle w:val="Hyperlink"/>
@@ -821,7 +841,7 @@
                 <w:noProof/>
                 <w:webHidden/>
               </w:rPr>
-              <w:instrText xml:space="preserve"> PAGEREF _Toc166839219 \h </w:instrText>
+              <w:instrText xml:space="preserve"> PAGEREF _Toc166857542 \h </w:instrText>
             </w:r>
             <w:r>
               <w:rPr>
@@ -841,7 +861,7 @@
                 <w:noProof/>
                 <w:webHidden/>
               </w:rPr>
-              <w:t>2</w:t>
+              <w:t>3</w:t>
             </w:r>
             <w:r>
               <w:rPr>
@@ -868,7 +888,7 @@
               <w:noProof/>
             </w:rPr>
           </w:pPr>
-          <w:hyperlink w:anchor="_Toc166839220" w:history="1">
+          <w:hyperlink w:anchor="_Toc166857543" w:history="1">
             <w:r>
               <w:rPr>
                 <w:rStyle w:val="Hyperlink"/>
@@ -915,7 +935,7 @@
                 <w:noProof/>
                 <w:webHidden/>
               </w:rPr>
-              <w:instrText xml:space="preserve"> PAGEREF _Toc166839220 \h </w:instrText>
+              <w:instrText xml:space="preserve"> PAGEREF _Toc166857543 \h </w:instrText>
             </w:r>
             <w:r>
               <w:rPr>
@@ -935,7 +955,7 @@
                 <w:noProof/>
                 <w:webHidden/>
               </w:rPr>
-              <w:t>2</w:t>
+              <w:t>3</w:t>
             </w:r>
             <w:r>
               <w:rPr>
@@ -960,7 +980,7 @@
               <w:szCs w:val="24"/>
             </w:rPr>
           </w:pPr>
-          <w:hyperlink w:anchor="_Toc166839221" w:history="1">
+          <w:hyperlink w:anchor="_Toc166857544" w:history="1">
             <w:r>
               <w:rPr>
                 <w:rStyle w:val="Hyperlink"/>
@@ -1005,7 +1025,7 @@
                 <w:noProof/>
                 <w:webHidden/>
               </w:rPr>
-              <w:instrText xml:space="preserve"> PAGEREF _Toc166839221 \h </w:instrText>
+              <w:instrText xml:space="preserve"> PAGEREF _Toc166857544 \h </w:instrText>
             </w:r>
             <w:r>
               <w:rPr>
@@ -1025,7 +1045,7 @@
                 <w:noProof/>
                 <w:webHidden/>
               </w:rPr>
-              <w:t>2</w:t>
+              <w:t>3</w:t>
             </w:r>
             <w:r>
               <w:rPr>
@@ -1050,7 +1070,7 @@
               <w:szCs w:val="24"/>
             </w:rPr>
           </w:pPr>
-          <w:hyperlink w:anchor="_Toc166839222" w:history="1">
+          <w:hyperlink w:anchor="_Toc166857545" w:history="1">
             <w:r>
               <w:rPr>
                 <w:rStyle w:val="Hyperlink"/>
@@ -1095,7 +1115,7 @@
                 <w:noProof/>
                 <w:webHidden/>
               </w:rPr>
-              <w:instrText xml:space="preserve"> PAGEREF _Toc166839222 \h </w:instrText>
+              <w:instrText xml:space="preserve"> PAGEREF _Toc166857545 \h </w:instrText>
             </w:r>
             <w:r>
               <w:rPr>
@@ -1115,7 +1135,7 @@
                 <w:noProof/>
                 <w:webHidden/>
               </w:rPr>
-              <w:t>2</w:t>
+              <w:t>3</w:t>
             </w:r>
             <w:r>
               <w:rPr>
@@ -1140,7 +1160,7 @@
               <w:szCs w:val="24"/>
             </w:rPr>
           </w:pPr>
-          <w:hyperlink w:anchor="_Toc166839223" w:history="1">
+          <w:hyperlink w:anchor="_Toc166857546" w:history="1">
             <w:r>
               <w:rPr>
                 <w:rStyle w:val="Hyperlink"/>
@@ -1185,7 +1205,7 @@
                 <w:noProof/>
                 <w:webHidden/>
               </w:rPr>
-              <w:instrText xml:space="preserve"> PAGEREF _Toc166839223 \h </w:instrText>
+              <w:instrText xml:space="preserve"> PAGEREF _Toc166857546 \h </w:instrText>
             </w:r>
             <w:r>
               <w:rPr>
@@ -1205,7 +1225,7 @@
                 <w:noProof/>
                 <w:webHidden/>
               </w:rPr>
-              <w:t>2</w:t>
+              <w:t>3</w:t>
             </w:r>
             <w:r>
               <w:rPr>
@@ -1230,7 +1250,7 @@
               <w:szCs w:val="24"/>
             </w:rPr>
           </w:pPr>
-          <w:hyperlink w:anchor="_Toc166839224" w:history="1">
+          <w:hyperlink w:anchor="_Toc166857547" w:history="1">
             <w:r>
               <w:rPr>
                 <w:rStyle w:val="Hyperlink"/>
@@ -1275,7 +1295,7 @@
                 <w:noProof/>
                 <w:webHidden/>
               </w:rPr>
-              <w:instrText xml:space="preserve"> PAGEREF _Toc166839224 \h </w:instrText>
+              <w:instrText xml:space="preserve"> PAGEREF _Toc166857547 \h </w:instrText>
             </w:r>
             <w:r>
               <w:rPr>
@@ -1295,7 +1315,7 @@
                 <w:noProof/>
                 <w:webHidden/>
               </w:rPr>
-              <w:t>3</w:t>
+              <w:t>4</w:t>
             </w:r>
             <w:r>
               <w:rPr>
@@ -1322,7 +1342,7 @@
               <w:noProof/>
             </w:rPr>
           </w:pPr>
-          <w:hyperlink w:anchor="_Toc166839225" w:history="1">
+          <w:hyperlink w:anchor="_Toc166857548" w:history="1">
             <w:r>
               <w:rPr>
                 <w:rStyle w:val="Hyperlink"/>
@@ -1369,7 +1389,7 @@
                 <w:noProof/>
                 <w:webHidden/>
               </w:rPr>
-              <w:instrText xml:space="preserve"> PAGEREF _Toc166839225 \h </w:instrText>
+              <w:instrText xml:space="preserve"> PAGEREF _Toc166857548 \h </w:instrText>
             </w:r>
             <w:r>
               <w:rPr>
@@ -1389,7 +1409,7 @@
                 <w:noProof/>
                 <w:webHidden/>
               </w:rPr>
-              <w:t>3</w:t>
+              <w:t>4</w:t>
             </w:r>
             <w:r>
               <w:rPr>
@@ -1414,7 +1434,7 @@
               <w:szCs w:val="24"/>
             </w:rPr>
           </w:pPr>
-          <w:hyperlink w:anchor="_Toc166839226" w:history="1">
+          <w:hyperlink w:anchor="_Toc166857549" w:history="1">
             <w:r>
               <w:rPr>
                 <w:rStyle w:val="Hyperlink"/>
@@ -1459,7 +1479,7 @@
                 <w:noProof/>
                 <w:webHidden/>
               </w:rPr>
-              <w:instrText xml:space="preserve"> PAGEREF _Toc166839226 \h </w:instrText>
+              <w:instrText xml:space="preserve"> PAGEREF _Toc166857549 \h </w:instrText>
             </w:r>
             <w:r>
               <w:rPr>
@@ -1479,7 +1499,7 @@
                 <w:noProof/>
                 <w:webHidden/>
               </w:rPr>
-              <w:t>3</w:t>
+              <w:t>4</w:t>
             </w:r>
             <w:r>
               <w:rPr>
@@ -1504,7 +1524,7 @@
               <w:szCs w:val="24"/>
             </w:rPr>
           </w:pPr>
-          <w:hyperlink w:anchor="_Toc166839227" w:history="1">
+          <w:hyperlink w:anchor="_Toc166857550" w:history="1">
             <w:r>
               <w:rPr>
                 <w:rStyle w:val="Hyperlink"/>
@@ -1549,7 +1569,7 @@
                 <w:noProof/>
                 <w:webHidden/>
               </w:rPr>
-              <w:instrText xml:space="preserve"> PAGEREF _Toc166839227 \h </w:instrText>
+              <w:instrText xml:space="preserve"> PAGEREF _Toc166857550 \h </w:instrText>
             </w:r>
             <w:r>
               <w:rPr>
@@ -1569,7 +1589,7 @@
                 <w:noProof/>
                 <w:webHidden/>
               </w:rPr>
-              <w:t>3</w:t>
+              <w:t>4</w:t>
             </w:r>
             <w:r>
               <w:rPr>
@@ -1594,7 +1614,7 @@
               <w:szCs w:val="24"/>
             </w:rPr>
           </w:pPr>
-          <w:hyperlink w:anchor="_Toc166839228" w:history="1">
+          <w:hyperlink w:anchor="_Toc166857551" w:history="1">
             <w:r>
               <w:rPr>
                 <w:rStyle w:val="Hyperlink"/>
@@ -1639,7 +1659,7 @@
                 <w:noProof/>
                 <w:webHidden/>
               </w:rPr>
-              <w:instrText xml:space="preserve"> PAGEREF _Toc166839228 \h </w:instrText>
+              <w:instrText xml:space="preserve"> PAGEREF _Toc166857551 \h </w:instrText>
             </w:r>
             <w:r>
               <w:rPr>
@@ -1659,7 +1679,7 @@
                 <w:noProof/>
                 <w:webHidden/>
               </w:rPr>
-              <w:t>3</w:t>
+              <w:t>4</w:t>
             </w:r>
             <w:r>
               <w:rPr>
@@ -1684,7 +1704,7 @@
               <w:szCs w:val="24"/>
             </w:rPr>
           </w:pPr>
-          <w:hyperlink w:anchor="_Toc166839229" w:history="1">
+          <w:hyperlink w:anchor="_Toc166857552" w:history="1">
             <w:r>
               <w:rPr>
                 <w:rStyle w:val="Hyperlink"/>
@@ -1729,7 +1749,7 @@
                 <w:noProof/>
                 <w:webHidden/>
               </w:rPr>
-              <w:instrText xml:space="preserve"> PAGEREF _Toc166839229 \h </w:instrText>
+              <w:instrText xml:space="preserve"> PAGEREF _Toc166857552 \h </w:instrText>
             </w:r>
             <w:r>
               <w:rPr>
@@ -1749,7 +1769,7 @@
                 <w:noProof/>
                 <w:webHidden/>
               </w:rPr>
-              <w:t>3</w:t>
+              <w:t>4</w:t>
             </w:r>
             <w:r>
               <w:rPr>
@@ -1774,7 +1794,7 @@
               <w:szCs w:val="24"/>
             </w:rPr>
           </w:pPr>
-          <w:hyperlink w:anchor="_Toc166839230" w:history="1">
+          <w:hyperlink w:anchor="_Toc166857553" w:history="1">
             <w:r>
               <w:rPr>
                 <w:rStyle w:val="Hyperlink"/>
@@ -1819,7 +1839,7 @@
                 <w:noProof/>
                 <w:webHidden/>
               </w:rPr>
-              <w:instrText xml:space="preserve"> PAGEREF _Toc166839230 \h </w:instrText>
+              <w:instrText xml:space="preserve"> PAGEREF _Toc166857553 \h </w:instrText>
             </w:r>
             <w:r>
               <w:rPr>
@@ -1839,7 +1859,7 @@
                 <w:noProof/>
                 <w:webHidden/>
               </w:rPr>
-              <w:t>3</w:t>
+              <w:t>4</w:t>
             </w:r>
             <w:r>
               <w:rPr>
@@ -1864,7 +1884,7 @@
               <w:szCs w:val="24"/>
             </w:rPr>
           </w:pPr>
-          <w:hyperlink w:anchor="_Toc166839231" w:history="1">
+          <w:hyperlink w:anchor="_Toc166857554" w:history="1">
             <w:r>
               <w:rPr>
                 <w:rStyle w:val="Hyperlink"/>
@@ -1909,7 +1929,7 @@
                 <w:noProof/>
                 <w:webHidden/>
               </w:rPr>
-              <w:instrText xml:space="preserve"> PAGEREF _Toc166839231 \h </w:instrText>
+              <w:instrText xml:space="preserve"> PAGEREF _Toc166857554 \h </w:instrText>
             </w:r>
             <w:r>
               <w:rPr>
@@ -1929,7 +1949,7 @@
                 <w:noProof/>
                 <w:webHidden/>
               </w:rPr>
-              <w:t>4</w:t>
+              <w:t>5</w:t>
             </w:r>
             <w:r>
               <w:rPr>
@@ -1956,7 +1976,7 @@
               <w:noProof/>
             </w:rPr>
           </w:pPr>
-          <w:hyperlink w:anchor="_Toc166839232" w:history="1">
+          <w:hyperlink w:anchor="_Toc166857555" w:history="1">
             <w:r>
               <w:rPr>
                 <w:rStyle w:val="Hyperlink"/>
@@ -2003,7 +2023,7 @@
                 <w:noProof/>
                 <w:webHidden/>
               </w:rPr>
-              <w:instrText xml:space="preserve"> PAGEREF _Toc166839232 \h </w:instrText>
+              <w:instrText xml:space="preserve"> PAGEREF _Toc166857555 \h </w:instrText>
             </w:r>
             <w:r>
               <w:rPr>
@@ -2023,7 +2043,7 @@
                 <w:noProof/>
                 <w:webHidden/>
               </w:rPr>
-              <w:t>4</w:t>
+              <w:t>5</w:t>
             </w:r>
             <w:r>
               <w:rPr>
@@ -2050,7 +2070,7 @@
               <w:szCs w:val="24"/>
             </w:rPr>
           </w:pPr>
-          <w:hyperlink w:anchor="_Toc166839233" w:history="1">
+          <w:hyperlink w:anchor="_Toc166857556" w:history="1">
             <w:r>
               <w:rPr>
                 <w:rStyle w:val="Hyperlink"/>
@@ -2097,7 +2117,7 @@
                 <w:noProof/>
                 <w:webHidden/>
               </w:rPr>
-              <w:instrText xml:space="preserve"> PAGEREF _Toc166839233 \h </w:instrText>
+              <w:instrText xml:space="preserve"> PAGEREF _Toc166857556 \h </w:instrText>
             </w:r>
             <w:r>
               <w:rPr>
@@ -2117,7 +2137,7 @@
                 <w:noProof/>
                 <w:webHidden/>
               </w:rPr>
-              <w:t>4</w:t>
+              <w:t>5</w:t>
             </w:r>
             <w:r>
               <w:rPr>
@@ -2144,7 +2164,7 @@
               <w:szCs w:val="24"/>
             </w:rPr>
           </w:pPr>
-          <w:hyperlink w:anchor="_Toc166839234" w:history="1">
+          <w:hyperlink w:anchor="_Toc166857557" w:history="1">
             <w:r>
               <w:rPr>
                 <w:rStyle w:val="Hyperlink"/>
@@ -2191,7 +2211,7 @@
                 <w:noProof/>
                 <w:webHidden/>
               </w:rPr>
-              <w:instrText xml:space="preserve"> PAGEREF _Toc166839234 \h </w:instrText>
+              <w:instrText xml:space="preserve"> PAGEREF _Toc166857557 \h </w:instrText>
             </w:r>
             <w:r>
               <w:rPr>
@@ -2211,7 +2231,7 @@
                 <w:noProof/>
                 <w:webHidden/>
               </w:rPr>
-              <w:t>5</w:t>
+              <w:t>6</w:t>
             </w:r>
             <w:r>
               <w:rPr>
@@ -2238,7 +2258,7 @@
               <w:szCs w:val="24"/>
             </w:rPr>
           </w:pPr>
-          <w:hyperlink w:anchor="_Toc166839235" w:history="1">
+          <w:hyperlink w:anchor="_Toc166857558" w:history="1">
             <w:r>
               <w:rPr>
                 <w:rStyle w:val="Hyperlink"/>
@@ -2285,7 +2305,7 @@
                 <w:noProof/>
                 <w:webHidden/>
               </w:rPr>
-              <w:instrText xml:space="preserve"> PAGEREF _Toc166839235 \h </w:instrText>
+              <w:instrText xml:space="preserve"> PAGEREF _Toc166857558 \h </w:instrText>
             </w:r>
             <w:r>
               <w:rPr>
@@ -2305,7 +2325,7 @@
                 <w:noProof/>
                 <w:webHidden/>
               </w:rPr>
-              <w:t>6</w:t>
+              <w:t>7</w:t>
             </w:r>
             <w:r>
               <w:rPr>
@@ -2332,7 +2352,7 @@
               <w:szCs w:val="24"/>
             </w:rPr>
           </w:pPr>
-          <w:hyperlink w:anchor="_Toc166839236" w:history="1">
+          <w:hyperlink w:anchor="_Toc166857559" w:history="1">
             <w:r>
               <w:rPr>
                 <w:rStyle w:val="Hyperlink"/>
@@ -2379,7 +2399,7 @@
                 <w:noProof/>
                 <w:webHidden/>
               </w:rPr>
-              <w:instrText xml:space="preserve"> PAGEREF _Toc166839236 \h </w:instrText>
+              <w:instrText xml:space="preserve"> PAGEREF _Toc166857559 \h </w:instrText>
             </w:r>
             <w:r>
               <w:rPr>
@@ -2399,7 +2419,7 @@
                 <w:noProof/>
                 <w:webHidden/>
               </w:rPr>
-              <w:t>6</w:t>
+              <w:t>7</w:t>
             </w:r>
             <w:r>
               <w:rPr>
@@ -2426,7 +2446,7 @@
               <w:noProof/>
             </w:rPr>
           </w:pPr>
-          <w:hyperlink w:anchor="_Toc166839237" w:history="1">
+          <w:hyperlink w:anchor="_Toc166857560" w:history="1">
             <w:r>
               <w:rPr>
                 <w:rStyle w:val="Hyperlink"/>
@@ -2435,6 +2455,7 @@
               </w:rPr>
               <w:t>4.</w:t>
             </w:r>
+            <w:bookmarkStart w:id="0" w:name="_Toc166839237"/>
             <w:r>
               <w:rPr>
                 <w:rFonts w:eastAsiaTheme="minorEastAsia" w:cstheme="minorBidi"/>
@@ -2446,12 +2467,745 @@
               </w:rPr>
               <w:tab/>
             </w:r>
+            <w:bookmarkEnd w:id="0"/>
             <w:r>
               <w:rPr>
                 <w:rStyle w:val="Hyperlink"/>
                 <w:noProof/>
                 <w:lang w:val="en-US"/>
               </w:rPr>
+              <w:t>CI/CD Diagram</w:t>
+            </w:r>
+            <w:r>
+              <w:rPr>
+                <w:noProof/>
+                <w:webHidden/>
+              </w:rPr>
+              <w:tab/>
+            </w:r>
+            <w:r>
+              <w:rPr>
+                <w:noProof/>
+                <w:webHidden/>
+              </w:rPr>
+              <w:fldChar w:fldCharType="begin"/>
+            </w:r>
+            <w:r>
+              <w:rPr>
+                <w:noProof/>
+                <w:webHidden/>
+              </w:rPr>
+              <w:instrText xml:space="preserve"> PAGEREF _Toc166857560 \h </w:instrText>
+            </w:r>
+            <w:r>
+              <w:rPr>
+                <w:noProof/>
+                <w:webHidden/>
+              </w:rPr>
+            </w:r>
+            <w:r>
+              <w:rPr>
+                <w:noProof/>
+                <w:webHidden/>
+              </w:rPr>
+              <w:fldChar w:fldCharType="separate"/>
+            </w:r>
+            <w:r>
+              <w:rPr>
+                <w:noProof/>
+                <w:webHidden/>
+              </w:rPr>
+              <w:t>8</w:t>
+            </w:r>
+            <w:r>
+              <w:rPr>
+                <w:noProof/>
+                <w:webHidden/>
+              </w:rPr>
+              <w:fldChar w:fldCharType="end"/>
+            </w:r>
+          </w:hyperlink>
+        </w:p>
+        <w:p>
+          <w:pPr>
+            <w:pStyle w:val="TOC2"/>
+            <w:tabs>
+              <w:tab w:val="left" w:pos="720"/>
+              <w:tab w:val="right" w:leader="dot" w:pos="10790"/>
+            </w:tabs>
+            <w:rPr>
+              <w:rFonts w:eastAsiaTheme="minorEastAsia" w:cstheme="minorBidi"/>
+              <w:b w:val="0"/>
+              <w:bCs w:val="0"/>
+              <w:noProof/>
+              <w:sz w:val="24"/>
+              <w:szCs w:val="24"/>
+            </w:rPr>
+          </w:pPr>
+          <w:hyperlink w:anchor="_Toc166857561" w:history="1">
+            <w:r>
+              <w:rPr>
+                <w:rStyle w:val="Hyperlink"/>
+                <w:noProof/>
+                <w:lang w:val="en-US"/>
+              </w:rPr>
+              <w:t>a.</w:t>
+            </w:r>
+            <w:r>
+              <w:rPr>
+                <w:rFonts w:eastAsiaTheme="minorEastAsia" w:cstheme="minorBidi"/>
+                <w:b w:val="0"/>
+                <w:bCs w:val="0"/>
+                <w:noProof/>
+                <w:sz w:val="24"/>
+                <w:szCs w:val="24"/>
+              </w:rPr>
+              <w:tab/>
+            </w:r>
+            <w:r>
+              <w:rPr>
+                <w:rStyle w:val="Hyperlink"/>
+                <w:noProof/>
+                <w:lang w:val="en-US"/>
+              </w:rPr>
+              <w:t>Diagram</w:t>
+            </w:r>
+            <w:r>
+              <w:rPr>
+                <w:noProof/>
+                <w:webHidden/>
+              </w:rPr>
+              <w:tab/>
+            </w:r>
+            <w:r>
+              <w:rPr>
+                <w:noProof/>
+                <w:webHidden/>
+              </w:rPr>
+              <w:fldChar w:fldCharType="begin"/>
+            </w:r>
+            <w:r>
+              <w:rPr>
+                <w:noProof/>
+                <w:webHidden/>
+              </w:rPr>
+              <w:instrText xml:space="preserve"> PAGEREF _Toc166857561 \h </w:instrText>
+            </w:r>
+            <w:r>
+              <w:rPr>
+                <w:noProof/>
+                <w:webHidden/>
+              </w:rPr>
+            </w:r>
+            <w:r>
+              <w:rPr>
+                <w:noProof/>
+                <w:webHidden/>
+              </w:rPr>
+              <w:fldChar w:fldCharType="separate"/>
+            </w:r>
+            <w:r>
+              <w:rPr>
+                <w:noProof/>
+                <w:webHidden/>
+              </w:rPr>
+              <w:t>9</w:t>
+            </w:r>
+            <w:r>
+              <w:rPr>
+                <w:noProof/>
+                <w:webHidden/>
+              </w:rPr>
+              <w:fldChar w:fldCharType="end"/>
+            </w:r>
+          </w:hyperlink>
+        </w:p>
+        <w:p>
+          <w:pPr>
+            <w:pStyle w:val="TOC2"/>
+            <w:tabs>
+              <w:tab w:val="left" w:pos="720"/>
+              <w:tab w:val="right" w:leader="dot" w:pos="10790"/>
+            </w:tabs>
+            <w:rPr>
+              <w:rFonts w:eastAsiaTheme="minorEastAsia" w:cstheme="minorBidi"/>
+              <w:b w:val="0"/>
+              <w:bCs w:val="0"/>
+              <w:noProof/>
+              <w:sz w:val="24"/>
+              <w:szCs w:val="24"/>
+            </w:rPr>
+          </w:pPr>
+          <w:hyperlink w:anchor="_Toc166857562" w:history="1">
+            <w:r>
+              <w:rPr>
+                <w:rStyle w:val="Hyperlink"/>
+                <w:noProof/>
+                <w:lang w:val="en-US"/>
+              </w:rPr>
+              <w:t>b.</w:t>
+            </w:r>
+            <w:r>
+              <w:rPr>
+                <w:rFonts w:eastAsiaTheme="minorEastAsia" w:cstheme="minorBidi"/>
+                <w:b w:val="0"/>
+                <w:bCs w:val="0"/>
+                <w:noProof/>
+                <w:sz w:val="24"/>
+                <w:szCs w:val="24"/>
+              </w:rPr>
+              <w:tab/>
+            </w:r>
+            <w:r>
+              <w:rPr>
+                <w:rStyle w:val="Hyperlink"/>
+                <w:noProof/>
+                <w:lang w:val="en-US"/>
+              </w:rPr>
+              <w:t>Explanation</w:t>
+            </w:r>
+            <w:r>
+              <w:rPr>
+                <w:noProof/>
+                <w:webHidden/>
+              </w:rPr>
+              <w:tab/>
+            </w:r>
+            <w:r>
+              <w:rPr>
+                <w:noProof/>
+                <w:webHidden/>
+              </w:rPr>
+              <w:fldChar w:fldCharType="begin"/>
+            </w:r>
+            <w:r>
+              <w:rPr>
+                <w:noProof/>
+                <w:webHidden/>
+              </w:rPr>
+              <w:instrText xml:space="preserve"> PAGEREF _Toc166857562 \h </w:instrText>
+            </w:r>
+            <w:r>
+              <w:rPr>
+                <w:noProof/>
+                <w:webHidden/>
+              </w:rPr>
+            </w:r>
+            <w:r>
+              <w:rPr>
+                <w:noProof/>
+                <w:webHidden/>
+              </w:rPr>
+              <w:fldChar w:fldCharType="separate"/>
+            </w:r>
+            <w:r>
+              <w:rPr>
+                <w:noProof/>
+                <w:webHidden/>
+              </w:rPr>
+              <w:t>9</w:t>
+            </w:r>
+            <w:r>
+              <w:rPr>
+                <w:noProof/>
+                <w:webHidden/>
+              </w:rPr>
+              <w:fldChar w:fldCharType="end"/>
+            </w:r>
+          </w:hyperlink>
+        </w:p>
+        <w:p>
+          <w:pPr>
+            <w:pStyle w:val="TOC3"/>
+            <w:tabs>
+              <w:tab w:val="left" w:pos="960"/>
+              <w:tab w:val="right" w:leader="dot" w:pos="10790"/>
+            </w:tabs>
+            <w:rPr>
+              <w:rFonts w:eastAsiaTheme="minorEastAsia" w:cstheme="minorBidi"/>
+              <w:noProof/>
+              <w:sz w:val="24"/>
+              <w:szCs w:val="24"/>
+            </w:rPr>
+          </w:pPr>
+          <w:hyperlink w:anchor="_Toc166857563" w:history="1">
+            <w:r>
+              <w:rPr>
+                <w:rStyle w:val="Hyperlink"/>
+                <w:noProof/>
+                <w:lang w:val="en-US"/>
+              </w:rPr>
+              <w:t>i.</w:t>
+            </w:r>
+            <w:r>
+              <w:rPr>
+                <w:rFonts w:eastAsiaTheme="minorEastAsia" w:cstheme="minorBidi"/>
+                <w:noProof/>
+                <w:sz w:val="24"/>
+                <w:szCs w:val="24"/>
+              </w:rPr>
+              <w:tab/>
+            </w:r>
+            <w:r>
+              <w:rPr>
+                <w:rStyle w:val="Hyperlink"/>
+                <w:noProof/>
+                <w:lang w:val="en-US"/>
+              </w:rPr>
+              <w:t>Developers machine:</w:t>
+            </w:r>
+            <w:r>
+              <w:rPr>
+                <w:noProof/>
+                <w:webHidden/>
+              </w:rPr>
+              <w:tab/>
+            </w:r>
+            <w:r>
+              <w:rPr>
+                <w:noProof/>
+                <w:webHidden/>
+              </w:rPr>
+              <w:fldChar w:fldCharType="begin"/>
+            </w:r>
+            <w:r>
+              <w:rPr>
+                <w:noProof/>
+                <w:webHidden/>
+              </w:rPr>
+              <w:instrText xml:space="preserve"> PAGEREF _Toc166857563 \h </w:instrText>
+            </w:r>
+            <w:r>
+              <w:rPr>
+                <w:noProof/>
+                <w:webHidden/>
+              </w:rPr>
+            </w:r>
+            <w:r>
+              <w:rPr>
+                <w:noProof/>
+                <w:webHidden/>
+              </w:rPr>
+              <w:fldChar w:fldCharType="separate"/>
+            </w:r>
+            <w:r>
+              <w:rPr>
+                <w:noProof/>
+                <w:webHidden/>
+              </w:rPr>
+              <w:t>9</w:t>
+            </w:r>
+            <w:r>
+              <w:rPr>
+                <w:noProof/>
+                <w:webHidden/>
+              </w:rPr>
+              <w:fldChar w:fldCharType="end"/>
+            </w:r>
+          </w:hyperlink>
+        </w:p>
+        <w:p>
+          <w:pPr>
+            <w:pStyle w:val="TOC3"/>
+            <w:tabs>
+              <w:tab w:val="left" w:pos="960"/>
+              <w:tab w:val="right" w:leader="dot" w:pos="10790"/>
+            </w:tabs>
+            <w:rPr>
+              <w:rFonts w:eastAsiaTheme="minorEastAsia" w:cstheme="minorBidi"/>
+              <w:noProof/>
+              <w:sz w:val="24"/>
+              <w:szCs w:val="24"/>
+            </w:rPr>
+          </w:pPr>
+          <w:hyperlink w:anchor="_Toc166857564" w:history="1">
+            <w:r>
+              <w:rPr>
+                <w:rStyle w:val="Hyperlink"/>
+                <w:noProof/>
+                <w:lang w:val="en-US"/>
+              </w:rPr>
+              <w:t>ii.</w:t>
+            </w:r>
+            <w:r>
+              <w:rPr>
+                <w:rFonts w:eastAsiaTheme="minorEastAsia" w:cstheme="minorBidi"/>
+                <w:noProof/>
+                <w:sz w:val="24"/>
+                <w:szCs w:val="24"/>
+              </w:rPr>
+              <w:tab/>
+            </w:r>
+            <w:r>
+              <w:rPr>
+                <w:rStyle w:val="Hyperlink"/>
+                <w:noProof/>
+                <w:lang w:val="en-US"/>
+              </w:rPr>
+              <w:t>GitLab Server:</w:t>
+            </w:r>
+            <w:r>
+              <w:rPr>
+                <w:noProof/>
+                <w:webHidden/>
+              </w:rPr>
+              <w:tab/>
+            </w:r>
+            <w:r>
+              <w:rPr>
+                <w:noProof/>
+                <w:webHidden/>
+              </w:rPr>
+              <w:fldChar w:fldCharType="begin"/>
+            </w:r>
+            <w:r>
+              <w:rPr>
+                <w:noProof/>
+                <w:webHidden/>
+              </w:rPr>
+              <w:instrText xml:space="preserve"> PAGEREF _Toc166857564 \h </w:instrText>
+            </w:r>
+            <w:r>
+              <w:rPr>
+                <w:noProof/>
+                <w:webHidden/>
+              </w:rPr>
+            </w:r>
+            <w:r>
+              <w:rPr>
+                <w:noProof/>
+                <w:webHidden/>
+              </w:rPr>
+              <w:fldChar w:fldCharType="separate"/>
+            </w:r>
+            <w:r>
+              <w:rPr>
+                <w:noProof/>
+                <w:webHidden/>
+              </w:rPr>
+              <w:t>9</w:t>
+            </w:r>
+            <w:r>
+              <w:rPr>
+                <w:noProof/>
+                <w:webHidden/>
+              </w:rPr>
+              <w:fldChar w:fldCharType="end"/>
+            </w:r>
+          </w:hyperlink>
+        </w:p>
+        <w:p>
+          <w:pPr>
+            <w:pStyle w:val="TOC3"/>
+            <w:tabs>
+              <w:tab w:val="left" w:pos="960"/>
+              <w:tab w:val="right" w:leader="dot" w:pos="10790"/>
+            </w:tabs>
+            <w:rPr>
+              <w:rFonts w:eastAsiaTheme="minorEastAsia" w:cstheme="minorBidi"/>
+              <w:noProof/>
+              <w:sz w:val="24"/>
+              <w:szCs w:val="24"/>
+            </w:rPr>
+          </w:pPr>
+          <w:hyperlink w:anchor="_Toc166857565" w:history="1">
+            <w:r>
+              <w:rPr>
+                <w:rStyle w:val="Hyperlink"/>
+                <w:noProof/>
+                <w:lang w:val="en-US"/>
+              </w:rPr>
+              <w:t>iii.</w:t>
+            </w:r>
+            <w:r>
+              <w:rPr>
+                <w:rFonts w:eastAsiaTheme="minorEastAsia" w:cstheme="minorBidi"/>
+                <w:noProof/>
+                <w:sz w:val="24"/>
+                <w:szCs w:val="24"/>
+              </w:rPr>
+              <w:tab/>
+            </w:r>
+            <w:r>
+              <w:rPr>
+                <w:rStyle w:val="Hyperlink"/>
+                <w:noProof/>
+                <w:lang w:val="en-US"/>
+              </w:rPr>
+              <w:t>Pipeline Runner:</w:t>
+            </w:r>
+            <w:r>
+              <w:rPr>
+                <w:noProof/>
+                <w:webHidden/>
+              </w:rPr>
+              <w:tab/>
+            </w:r>
+            <w:r>
+              <w:rPr>
+                <w:noProof/>
+                <w:webHidden/>
+              </w:rPr>
+              <w:fldChar w:fldCharType="begin"/>
+            </w:r>
+            <w:r>
+              <w:rPr>
+                <w:noProof/>
+                <w:webHidden/>
+              </w:rPr>
+              <w:instrText xml:space="preserve"> PAGEREF _Toc166857565 \h </w:instrText>
+            </w:r>
+            <w:r>
+              <w:rPr>
+                <w:noProof/>
+                <w:webHidden/>
+              </w:rPr>
+            </w:r>
+            <w:r>
+              <w:rPr>
+                <w:noProof/>
+                <w:webHidden/>
+              </w:rPr>
+              <w:fldChar w:fldCharType="separate"/>
+            </w:r>
+            <w:r>
+              <w:rPr>
+                <w:noProof/>
+                <w:webHidden/>
+              </w:rPr>
+              <w:t>9</w:t>
+            </w:r>
+            <w:r>
+              <w:rPr>
+                <w:noProof/>
+                <w:webHidden/>
+              </w:rPr>
+              <w:fldChar w:fldCharType="end"/>
+            </w:r>
+          </w:hyperlink>
+        </w:p>
+        <w:p>
+          <w:pPr>
+            <w:pStyle w:val="TOC3"/>
+            <w:tabs>
+              <w:tab w:val="left" w:pos="960"/>
+              <w:tab w:val="right" w:leader="dot" w:pos="10790"/>
+            </w:tabs>
+            <w:rPr>
+              <w:rFonts w:eastAsiaTheme="minorEastAsia" w:cstheme="minorBidi"/>
+              <w:noProof/>
+              <w:sz w:val="24"/>
+              <w:szCs w:val="24"/>
+            </w:rPr>
+          </w:pPr>
+          <w:hyperlink w:anchor="_Toc166857566" w:history="1">
+            <w:r>
+              <w:rPr>
+                <w:rStyle w:val="Hyperlink"/>
+                <w:noProof/>
+                <w:lang w:val="en-US"/>
+              </w:rPr>
+              <w:t>iv.</w:t>
+            </w:r>
+            <w:r>
+              <w:rPr>
+                <w:rFonts w:eastAsiaTheme="minorEastAsia" w:cstheme="minorBidi"/>
+                <w:noProof/>
+                <w:sz w:val="24"/>
+                <w:szCs w:val="24"/>
+              </w:rPr>
+              <w:tab/>
+            </w:r>
+            <w:r>
+              <w:rPr>
+                <w:rStyle w:val="Hyperlink"/>
+                <w:noProof/>
+                <w:lang w:val="en-US"/>
+              </w:rPr>
+              <w:t>Sonarqube Instance:</w:t>
+            </w:r>
+            <w:r>
+              <w:rPr>
+                <w:noProof/>
+                <w:webHidden/>
+              </w:rPr>
+              <w:tab/>
+            </w:r>
+            <w:r>
+              <w:rPr>
+                <w:noProof/>
+                <w:webHidden/>
+              </w:rPr>
+              <w:fldChar w:fldCharType="begin"/>
+            </w:r>
+            <w:r>
+              <w:rPr>
+                <w:noProof/>
+                <w:webHidden/>
+              </w:rPr>
+              <w:instrText xml:space="preserve"> PAGEREF _Toc166857566 \h </w:instrText>
+            </w:r>
+            <w:r>
+              <w:rPr>
+                <w:noProof/>
+                <w:webHidden/>
+              </w:rPr>
+            </w:r>
+            <w:r>
+              <w:rPr>
+                <w:noProof/>
+                <w:webHidden/>
+              </w:rPr>
+              <w:fldChar w:fldCharType="separate"/>
+            </w:r>
+            <w:r>
+              <w:rPr>
+                <w:noProof/>
+                <w:webHidden/>
+              </w:rPr>
+              <w:t>9</w:t>
+            </w:r>
+            <w:r>
+              <w:rPr>
+                <w:noProof/>
+                <w:webHidden/>
+              </w:rPr>
+              <w:fldChar w:fldCharType="end"/>
+            </w:r>
+          </w:hyperlink>
+        </w:p>
+        <w:p>
+          <w:pPr>
+            <w:pStyle w:val="TOC3"/>
+            <w:tabs>
+              <w:tab w:val="left" w:pos="960"/>
+              <w:tab w:val="right" w:leader="dot" w:pos="10790"/>
+            </w:tabs>
+            <w:rPr>
+              <w:rFonts w:eastAsiaTheme="minorEastAsia" w:cstheme="minorBidi"/>
+              <w:noProof/>
+              <w:sz w:val="24"/>
+              <w:szCs w:val="24"/>
+            </w:rPr>
+          </w:pPr>
+          <w:hyperlink w:anchor="_Toc166857567" w:history="1">
+            <w:r>
+              <w:rPr>
+                <w:rStyle w:val="Hyperlink"/>
+                <w:noProof/>
+                <w:lang w:val="en-US"/>
+              </w:rPr>
+              <w:t>v.</w:t>
+            </w:r>
+            <w:r>
+              <w:rPr>
+                <w:rFonts w:eastAsiaTheme="minorEastAsia" w:cstheme="minorBidi"/>
+                <w:noProof/>
+                <w:sz w:val="24"/>
+                <w:szCs w:val="24"/>
+              </w:rPr>
+              <w:tab/>
+            </w:r>
+            <w:r>
+              <w:rPr>
+                <w:rStyle w:val="Hyperlink"/>
+                <w:noProof/>
+                <w:lang w:val="en-US"/>
+              </w:rPr>
+              <w:t>Deployment Environment:</w:t>
+            </w:r>
+            <w:r>
+              <w:rPr>
+                <w:noProof/>
+                <w:webHidden/>
+              </w:rPr>
+              <w:tab/>
+            </w:r>
+            <w:r>
+              <w:rPr>
+                <w:noProof/>
+                <w:webHidden/>
+              </w:rPr>
+              <w:fldChar w:fldCharType="begin"/>
+            </w:r>
+            <w:r>
+              <w:rPr>
+                <w:noProof/>
+                <w:webHidden/>
+              </w:rPr>
+              <w:instrText xml:space="preserve"> PAGEREF _Toc166857567 \h </w:instrText>
+            </w:r>
+            <w:r>
+              <w:rPr>
+                <w:noProof/>
+                <w:webHidden/>
+              </w:rPr>
+            </w:r>
+            <w:r>
+              <w:rPr>
+                <w:noProof/>
+                <w:webHidden/>
+              </w:rPr>
+              <w:fldChar w:fldCharType="separate"/>
+            </w:r>
+            <w:r>
+              <w:rPr>
+                <w:noProof/>
+                <w:webHidden/>
+              </w:rPr>
+              <w:t>9</w:t>
+            </w:r>
+            <w:r>
+              <w:rPr>
+                <w:noProof/>
+                <w:webHidden/>
+              </w:rPr>
+              <w:fldChar w:fldCharType="end"/>
+            </w:r>
+          </w:hyperlink>
+        </w:p>
+        <w:p>
+          <w:pPr>
+            <w:pStyle w:val="TOC1"/>
+            <w:tabs>
+              <w:tab w:val="left" w:pos="480"/>
+              <w:tab w:val="right" w:leader="dot" w:pos="10790"/>
+            </w:tabs>
+            <w:rPr>
+              <w:rFonts w:eastAsiaTheme="minorEastAsia" w:cstheme="minorBidi"/>
+              <w:b w:val="0"/>
+              <w:bCs w:val="0"/>
+              <w:i w:val="0"/>
+              <w:iCs w:val="0"/>
+              <w:noProof/>
+            </w:rPr>
+          </w:pPr>
+          <w:hyperlink w:anchor="_Toc166857568" w:history="1">
+            <w:r>
+              <w:rPr>
+                <w:rStyle w:val="Hyperlink"/>
+                <w:noProof/>
+                <w:lang w:val="en-US"/>
+              </w:rPr>
+              <w:t>5.</w:t>
+            </w:r>
+            <w:r>
+              <w:rPr>
+                <w:rFonts w:eastAsiaTheme="minorEastAsia" w:cstheme="minorBidi"/>
+                <w:b w:val="0"/>
+                <w:bCs w:val="0"/>
+                <w:i w:val="0"/>
+                <w:iCs w:val="0"/>
+                <w:noProof/>
+              </w:rPr>
+              <w:tab/>
+            </w:r>
+            <w:r>
+              <w:rPr>
+                <w:rStyle w:val="Hyperlink"/>
+                <w:noProof/>
+                <w:lang w:val="en-US"/>
+              </w:rPr>
               <w:t>Conclusion</w:t>
             </w:r>
             <w:r>
@@ -2473,7 +3227,7 @@
                 <w:noProof/>
                 <w:webHidden/>
               </w:rPr>
-              <w:instrText xml:space="preserve"> PAGEREF _Toc166839237 \h </w:instrText>
+              <w:instrText xml:space="preserve"> PAGEREF _Toc166857568 \h </w:instrText>
             </w:r>
             <w:r>
               <w:rPr>
@@ -2493,7 +3247,7 @@
                 <w:noProof/>
                 <w:webHidden/>
               </w:rPr>
-              <w:t>7</w:t>
+              <w:t>9</w:t>
             </w:r>
             <w:r>
               <w:rPr>
@@ -2593,7 +3347,6 @@
           <w:szCs w:val="32"/>
           <w:lang w:val="en-US"/>
         </w:rPr>
-        <w:lastRenderedPageBreak/>
         <w:t>Version History</w:t>
       </w:r>
     </w:p>
@@ -3269,14 +4022,14 @@
           <w:lang w:val="en-US"/>
         </w:rPr>
       </w:pPr>
-      <w:bookmarkStart w:id="0" w:name="_Toc166839212"/>
+      <w:bookmarkStart w:id="1" w:name="_Toc166857535"/>
       <w:r>
         <w:rPr>
           <w:lang w:val="en-US"/>
         </w:rPr>
         <w:t>Introduction</w:t>
       </w:r>
-      <w:bookmarkEnd w:id="0"/>
+      <w:bookmarkEnd w:id="1"/>
     </w:p>
     <w:p>
       <w:pPr>
@@ -3289,14 +4042,14 @@
           <w:lang w:val="en-US"/>
         </w:rPr>
       </w:pPr>
-      <w:bookmarkStart w:id="1" w:name="_Toc166839213"/>
+      <w:bookmarkStart w:id="2" w:name="_Toc166857536"/>
       <w:r>
         <w:rPr>
           <w:lang w:val="en-US"/>
         </w:rPr>
         <w:t>Project overview:</w:t>
       </w:r>
-      <w:bookmarkEnd w:id="1"/>
+      <w:bookmarkEnd w:id="2"/>
       <w:r>
         <w:rPr>
           <w:lang w:val="en-US"/>
@@ -3336,11 +4089,11 @@
           <w:lang w:val="en-US"/>
         </w:rPr>
       </w:pPr>
-      <w:bookmarkStart w:id="2" w:name="_Toc166839214"/>
+      <w:bookmarkStart w:id="3" w:name="_Toc166857537"/>
       <w:r>
         <w:t>Purpose of the Document:</w:t>
       </w:r>
-      <w:bookmarkEnd w:id="2"/>
+      <w:bookmarkEnd w:id="3"/>
     </w:p>
     <w:p>
       <w:pPr>
@@ -3374,11 +4127,11 @@
           <w:lang w:val="en-US"/>
         </w:rPr>
       </w:pPr>
-      <w:bookmarkStart w:id="3" w:name="_Toc166839215"/>
+      <w:bookmarkStart w:id="4" w:name="_Toc166857538"/>
       <w:r>
         <w:t>Audience:</w:t>
       </w:r>
-      <w:bookmarkEnd w:id="3"/>
+      <w:bookmarkEnd w:id="4"/>
       <w:r>
         <w:t xml:space="preserve"> </w:t>
       </w:r>
@@ -3415,11 +4168,11 @@
           <w:lang w:val="en-US"/>
         </w:rPr>
       </w:pPr>
-      <w:bookmarkStart w:id="4" w:name="_Toc166839216"/>
+      <w:bookmarkStart w:id="5" w:name="_Toc166857539"/>
       <w:r>
         <w:t>Scope:</w:t>
       </w:r>
-      <w:bookmarkEnd w:id="4"/>
+      <w:bookmarkEnd w:id="5"/>
       <w:r>
         <w:t xml:space="preserve"> </w:t>
       </w:r>
@@ -3443,76 +4196,77 @@
           <w:szCs w:val="28"/>
           <w:lang w:val="en-US"/>
         </w:rPr>
-        <w:t>The scope of the E-commerce Marketplace project encompasses the entire software development lifecycle, from initial planning and design to implementation, testing, and deployment. The project aims to deliver a feature-rich and scalable platform that meets the needs of both buyers and sellers, providing a secure and intuitive shopping experience for all users.</w:t>
-      </w:r>
-    </w:p>
-    <w:p>
-      <w:pPr>
-        <w:pStyle w:val="Heading2"/>
-        <w:numPr>
-          <w:ilvl w:val="1"/>
-          <w:numId w:val="1"/>
-        </w:numPr>
-        <w:rPr>
-          <w:lang w:val="en-US"/>
-        </w:rPr>
-      </w:pPr>
-      <w:bookmarkStart w:id="5" w:name="_Toc166839217"/>
-      <w:r>
-        <w:rPr>
-          <w:lang w:val="en-US"/>
-        </w:rPr>
-        <w:t>Document Structure:</w:t>
-      </w:r>
-      <w:bookmarkEnd w:id="5"/>
-      <w:r>
-        <w:rPr>
-          <w:lang w:val="en-US"/>
-        </w:rPr>
-        <w:t xml:space="preserve"> </w:t>
-      </w:r>
-    </w:p>
-    <w:p>
-      <w:pPr>
-        <w:pStyle w:val="ListParagraph"/>
-        <w:numPr>
-          <w:ilvl w:val="2"/>
-          <w:numId w:val="1"/>
-        </w:numPr>
+        <w:t xml:space="preserve">The scope of the E-commerce Marketplace project encompasses the entire software development lifecycle, from initial planning and design to implementation, testing, and deployment. The project aims to deliver a </w:t>
+      </w:r>
+      <w:r>
         <w:rPr>
           <w:sz w:val="28"/>
           <w:szCs w:val="28"/>
           <w:lang w:val="en-US"/>
         </w:rPr>
-      </w:pPr>
-      <w:r>
+        <w:lastRenderedPageBreak/>
+        <w:t>feature-rich and scalable platform that meets the needs of both buyers and sellers, providing a secure and intuitive shopping experience for all users.</w:t>
+      </w:r>
+    </w:p>
+    <w:p>
+      <w:pPr>
+        <w:pStyle w:val="Heading2"/>
+        <w:numPr>
+          <w:ilvl w:val="1"/>
+          <w:numId w:val="1"/>
+        </w:numPr>
+        <w:rPr>
+          <w:lang w:val="en-US"/>
+        </w:rPr>
+      </w:pPr>
+      <w:bookmarkStart w:id="6" w:name="_Toc166857540"/>
+      <w:r>
+        <w:rPr>
+          <w:lang w:val="en-US"/>
+        </w:rPr>
+        <w:t>Document Structure:</w:t>
+      </w:r>
+      <w:bookmarkEnd w:id="6"/>
+      <w:r>
+        <w:rPr>
+          <w:lang w:val="en-US"/>
+        </w:rPr>
+        <w:t xml:space="preserve"> </w:t>
+      </w:r>
+    </w:p>
+    <w:p>
+      <w:pPr>
+        <w:pStyle w:val="ListParagraph"/>
+        <w:numPr>
+          <w:ilvl w:val="2"/>
+          <w:numId w:val="1"/>
+        </w:numPr>
         <w:rPr>
           <w:sz w:val="28"/>
           <w:szCs w:val="28"/>
-        </w:rPr>
-        <w:t xml:space="preserve">The document is structured to provide a detailed overview of the project, including its </w:t>
-      </w:r>
+          <w:lang w:val="en-US"/>
+        </w:rPr>
+      </w:pPr>
       <w:r>
         <w:rPr>
           <w:sz w:val="28"/>
           <w:szCs w:val="28"/>
         </w:rPr>
-        <w:t>design and technology decisions and C4 diagrams</w:t>
+        <w:t xml:space="preserve">The document is structured to provide a detailed overview of the project, including its </w:t>
       </w:r>
       <w:r>
         <w:rPr>
           <w:sz w:val="28"/>
           <w:szCs w:val="28"/>
         </w:rPr>
-        <w:t xml:space="preserve">. It is divided into several sections, each focusing on a specific aspect of the </w:t>
+        <w:t>design and technology decisions and C4 diagrams</w:t>
       </w:r>
       <w:r>
         <w:rPr>
           <w:sz w:val="28"/>
           <w:szCs w:val="28"/>
         </w:rPr>
-        <w:lastRenderedPageBreak/>
-        <w:t>project. The document also includes version history to track changes and updates over time.</w:t>
+        <w:t>. It is divided into several sections, each focusing on a specific aspect of the project. The document also includes version history to track changes and updates over time.</w:t>
       </w:r>
     </w:p>
     <w:p>
@@ -3526,11 +4280,11 @@
           <w:lang w:val="en-US"/>
         </w:rPr>
       </w:pPr>
-      <w:bookmarkStart w:id="6" w:name="_Toc166839218"/>
+      <w:bookmarkStart w:id="7" w:name="_Toc166857541"/>
       <w:r>
         <w:t>Project State and Author:</w:t>
       </w:r>
-      <w:bookmarkEnd w:id="6"/>
+      <w:bookmarkEnd w:id="7"/>
     </w:p>
     <w:p>
       <w:pPr>
@@ -3567,14 +4321,14 @@
           <w:lang w:val="en-US"/>
         </w:rPr>
       </w:pPr>
-      <w:bookmarkStart w:id="7" w:name="_Toc166839219"/>
+      <w:bookmarkStart w:id="8" w:name="_Toc166857542"/>
       <w:r>
         <w:rPr>
           <w:lang w:val="en-US"/>
         </w:rPr>
         <w:t>Design and Technology Decisions</w:t>
       </w:r>
-      <w:bookmarkEnd w:id="7"/>
+      <w:bookmarkEnd w:id="8"/>
     </w:p>
     <w:p>
       <w:pPr>
@@ -3587,14 +4341,14 @@
           <w:lang w:val="en-US"/>
         </w:rPr>
       </w:pPr>
-      <w:bookmarkStart w:id="8" w:name="_Toc166839220"/>
+      <w:bookmarkStart w:id="9" w:name="_Toc166857543"/>
       <w:r>
         <w:rPr>
           <w:lang w:val="en-US"/>
         </w:rPr>
         <w:t>Technology Decisions</w:t>
       </w:r>
-      <w:bookmarkEnd w:id="8"/>
+      <w:bookmarkEnd w:id="9"/>
     </w:p>
     <w:p>
       <w:pPr>
@@ -3607,14 +4361,14 @@
           <w:lang w:val="en-US"/>
         </w:rPr>
       </w:pPr>
-      <w:bookmarkStart w:id="9" w:name="_Toc166839221"/>
+      <w:bookmarkStart w:id="10" w:name="_Toc166857544"/>
       <w:r>
         <w:rPr>
           <w:lang w:val="en-US"/>
         </w:rPr>
         <w:t>Spring Boot:</w:t>
       </w:r>
-      <w:bookmarkEnd w:id="9"/>
+      <w:bookmarkEnd w:id="10"/>
     </w:p>
     <w:p>
       <w:pPr>
@@ -3753,14 +4507,14 @@
           <w:lang w:val="en-US"/>
         </w:rPr>
       </w:pPr>
-      <w:bookmarkStart w:id="10" w:name="_Toc166839222"/>
+      <w:bookmarkStart w:id="11" w:name="_Toc166857545"/>
       <w:r>
         <w:rPr>
           <w:lang w:val="en-US"/>
         </w:rPr>
         <w:t>React:</w:t>
       </w:r>
-      <w:bookmarkEnd w:id="10"/>
+      <w:bookmarkEnd w:id="11"/>
     </w:p>
     <w:p>
       <w:pPr>
@@ -3899,14 +4653,14 @@
           <w:lang w:val="en-US"/>
         </w:rPr>
       </w:pPr>
-      <w:bookmarkStart w:id="11" w:name="_Toc166839223"/>
+      <w:bookmarkStart w:id="12" w:name="_Toc166857546"/>
       <w:r>
         <w:rPr>
           <w:lang w:val="en-US"/>
         </w:rPr>
         <w:t>MySQL:</w:t>
       </w:r>
-      <w:bookmarkEnd w:id="11"/>
+      <w:bookmarkEnd w:id="12"/>
     </w:p>
     <w:p>
       <w:pPr>
@@ -3989,6 +4743,7 @@
           <w:szCs w:val="21"/>
           <w:shd w:val="clear" w:color="auto" w:fill="FFFFFF"/>
         </w:rPr>
+        <w:lastRenderedPageBreak/>
         <w:t>MySQL's scalability supports large-scale applications with millions of transactions per day.</w:t>
       </w:r>
     </w:p>
@@ -4045,14 +4800,14 @@
           <w:lang w:val="en-US"/>
         </w:rPr>
       </w:pPr>
-      <w:bookmarkStart w:id="12" w:name="_Toc166839224"/>
+      <w:bookmarkStart w:id="13" w:name="_Toc166857547"/>
       <w:r>
         <w:rPr>
           <w:lang w:val="en-US"/>
         </w:rPr>
         <w:t>Plain Custom CSS:</w:t>
       </w:r>
-      <w:bookmarkEnd w:id="12"/>
+      <w:bookmarkEnd w:id="13"/>
     </w:p>
     <w:p>
       <w:pPr>
@@ -4093,7 +4848,6 @@
           <w:szCs w:val="21"/>
           <w:shd w:val="clear" w:color="auto" w:fill="FFFFFF"/>
         </w:rPr>
-        <w:lastRenderedPageBreak/>
         <w:t>Using custom plain CSS allows writing minimal CSS code tailored specifically for project needs, potentially reducing file size and improving page load times compared to using a CSS framework with pre-built styles.</w:t>
       </w:r>
     </w:p>
@@ -4150,14 +4904,14 @@
           <w:lang w:val="en-US"/>
         </w:rPr>
       </w:pPr>
-      <w:bookmarkStart w:id="13" w:name="_Toc166839225"/>
+      <w:bookmarkStart w:id="14" w:name="_Toc166857548"/>
       <w:r>
         <w:rPr>
           <w:lang w:val="en-US"/>
         </w:rPr>
         <w:t>Design Decisions</w:t>
       </w:r>
-      <w:bookmarkEnd w:id="13"/>
+      <w:bookmarkEnd w:id="14"/>
     </w:p>
     <w:p>
       <w:pPr>
@@ -4170,14 +4924,14 @@
           <w:lang w:val="en-US"/>
         </w:rPr>
       </w:pPr>
-      <w:bookmarkStart w:id="14" w:name="_Toc166839226"/>
+      <w:bookmarkStart w:id="15" w:name="_Toc166857549"/>
       <w:r>
         <w:rPr>
           <w:lang w:val="en-US"/>
         </w:rPr>
         <w:t>Component-Based Architecture:</w:t>
       </w:r>
-      <w:bookmarkEnd w:id="14"/>
+      <w:bookmarkEnd w:id="15"/>
     </w:p>
     <w:p>
       <w:pPr>
@@ -4240,14 +4994,14 @@
           <w:lang w:val="en-US"/>
         </w:rPr>
       </w:pPr>
-      <w:bookmarkStart w:id="15" w:name="_Toc166839227"/>
+      <w:bookmarkStart w:id="16" w:name="_Toc166857550"/>
       <w:r>
         <w:rPr>
           <w:lang w:val="en-US"/>
         </w:rPr>
         <w:t>RESTful API Design:</w:t>
       </w:r>
-      <w:bookmarkEnd w:id="15"/>
+      <w:bookmarkEnd w:id="16"/>
     </w:p>
     <w:p>
       <w:pPr>
@@ -4286,14 +5040,14 @@
           <w:lang w:val="en-US"/>
         </w:rPr>
       </w:pPr>
-      <w:bookmarkStart w:id="16" w:name="_Toc166839228"/>
+      <w:bookmarkStart w:id="17" w:name="_Toc166857551"/>
       <w:r>
         <w:rPr>
           <w:lang w:val="en-US"/>
         </w:rPr>
         <w:t>Single Page Application:</w:t>
       </w:r>
-      <w:bookmarkEnd w:id="16"/>
+      <w:bookmarkEnd w:id="17"/>
     </w:p>
     <w:p>
       <w:pPr>
@@ -4338,14 +5092,14 @@
           <w:lang w:val="en-US"/>
         </w:rPr>
       </w:pPr>
-      <w:bookmarkStart w:id="17" w:name="_Toc166839229"/>
+      <w:bookmarkStart w:id="18" w:name="_Toc166857552"/>
       <w:r>
         <w:rPr>
           <w:lang w:val="en-US"/>
         </w:rPr>
         <w:t>Single Role per User:</w:t>
       </w:r>
-      <w:bookmarkEnd w:id="17"/>
+      <w:bookmarkEnd w:id="18"/>
     </w:p>
     <w:p>
       <w:pPr>
@@ -4500,14 +5254,14 @@
           <w:lang w:val="en-US"/>
         </w:rPr>
       </w:pPr>
-      <w:bookmarkStart w:id="18" w:name="_Toc166839230"/>
+      <w:bookmarkStart w:id="19" w:name="_Toc166857553"/>
       <w:r>
         <w:rPr>
           <w:shd w:val="clear" w:color="auto" w:fill="FFFFFF"/>
         </w:rPr>
         <w:t>Data Structure to Store Categories and Products:</w:t>
       </w:r>
-      <w:bookmarkEnd w:id="18"/>
+      <w:bookmarkEnd w:id="19"/>
     </w:p>
     <w:p>
       <w:pPr>
@@ -4552,6 +5306,7 @@
           <w:shd w:val="clear" w:color="auto" w:fill="FFFFFF"/>
           <w:lang w:val="en-US"/>
         </w:rPr>
+        <w:lastRenderedPageBreak/>
         <w:t>By creating separate tables</w:t>
       </w:r>
       <w:r>
@@ -4634,14 +5389,14 @@
           <w:lang w:val="en-US"/>
         </w:rPr>
       </w:pPr>
-      <w:bookmarkStart w:id="19" w:name="_Toc166839231"/>
+      <w:bookmarkStart w:id="20" w:name="_Toc166857554"/>
       <w:r>
         <w:rPr>
           <w:shd w:val="clear" w:color="auto" w:fill="FFFFFF"/>
         </w:rPr>
         <w:t>Single Controller for Authentication and CRUD of Users:</w:t>
       </w:r>
-      <w:bookmarkEnd w:id="19"/>
+      <w:bookmarkEnd w:id="20"/>
     </w:p>
     <w:p>
       <w:pPr>
@@ -4684,7 +5439,6 @@
           <w:szCs w:val="21"/>
           <w:shd w:val="clear" w:color="auto" w:fill="FFFFFF"/>
         </w:rPr>
-        <w:lastRenderedPageBreak/>
         <w:t xml:space="preserve">By creating a single controller class for user related operations we ensure that only this part of the application will be responsible for handling these operations which will also increase the </w:t>
       </w:r>
       <w:r>
@@ -4733,14 +5487,14 @@
           <w:lang w:val="en-US"/>
         </w:rPr>
       </w:pPr>
-      <w:bookmarkStart w:id="20" w:name="_Toc166839232"/>
+      <w:bookmarkStart w:id="21" w:name="_Toc166857555"/>
       <w:r>
         <w:rPr>
           <w:lang w:val="en-US"/>
         </w:rPr>
         <w:t>C4 Diagrams</w:t>
       </w:r>
-      <w:bookmarkEnd w:id="20"/>
+      <w:bookmarkEnd w:id="21"/>
     </w:p>
     <w:p>
       <w:pPr>
@@ -4753,14 +5507,14 @@
           <w:lang w:val="en-US"/>
         </w:rPr>
       </w:pPr>
-      <w:bookmarkStart w:id="21" w:name="_Toc166839233"/>
+      <w:bookmarkStart w:id="22" w:name="_Toc166857556"/>
       <w:r>
         <w:rPr>
           <w:lang w:val="en-US"/>
         </w:rPr>
         <w:t>C1</w:t>
       </w:r>
-      <w:bookmarkEnd w:id="21"/>
+      <w:bookmarkEnd w:id="22"/>
     </w:p>
     <w:p>
       <w:pPr>
@@ -4832,7 +5586,7 @@
           <w:lang w:val="en-US"/>
         </w:rPr>
       </w:pPr>
-      <w:bookmarkStart w:id="22" w:name="_Toc166839234"/>
+      <w:bookmarkStart w:id="23" w:name="_Toc166857557"/>
       <w:r>
         <w:rPr>
           <w:lang w:val="en-US"/>
@@ -4840,7 +5594,7 @@
         <w:lastRenderedPageBreak/>
         <w:t>C2</w:t>
       </w:r>
-      <w:bookmarkEnd w:id="22"/>
+      <w:bookmarkEnd w:id="23"/>
     </w:p>
     <w:p>
       <w:pPr>
@@ -4912,7 +5666,7 @@
           <w:lang w:val="en-US"/>
         </w:rPr>
       </w:pPr>
-      <w:bookmarkStart w:id="23" w:name="_Toc166839235"/>
+      <w:bookmarkStart w:id="24" w:name="_Toc166857558"/>
       <w:r>
         <w:rPr>
           <w:lang w:val="en-US"/>
@@ -4920,7 +5674,7 @@
         <w:lastRenderedPageBreak/>
         <w:t>C3</w:t>
       </w:r>
-      <w:bookmarkEnd w:id="23"/>
+      <w:bookmarkEnd w:id="24"/>
     </w:p>
     <w:p>
       <w:pPr>
@@ -4992,7 +5746,7 @@
           <w:lang w:val="en-US"/>
         </w:rPr>
       </w:pPr>
-      <w:bookmarkStart w:id="24" w:name="_Toc166839236"/>
+      <w:bookmarkStart w:id="25" w:name="_Toc166857559"/>
       <w:r>
         <w:rPr>
           <w:lang w:val="en-US"/>
@@ -5005,7 +5759,7 @@
         </w:rPr>
         <w:t>4</w:t>
       </w:r>
-      <w:bookmarkEnd w:id="24"/>
+      <w:bookmarkEnd w:id="25"/>
     </w:p>
     <w:p>
       <w:pPr>
@@ -5028,7 +5782,7 @@
           <w:lang w:val="en-US"/>
         </w:rPr>
       </w:pPr>
-      <w:bookmarkStart w:id="25" w:name="_Toc166839237"/>
+      <w:bookmarkStart w:id="26" w:name="_Toc166857560"/>
       <w:r>
         <w:rPr>
           <w:noProof/>
@@ -5105,15 +5859,340 @@
         <w:rPr>
           <w:lang w:val="en-US"/>
         </w:rPr>
+        <w:t>CI/CD Diagram</w:t>
+      </w:r>
+      <w:bookmarkEnd w:id="26"/>
+    </w:p>
+    <w:p>
+      <w:pPr>
+        <w:pStyle w:val="Heading2"/>
+        <w:numPr>
+          <w:ilvl w:val="1"/>
+          <w:numId w:val="1"/>
+        </w:numPr>
+        <w:rPr>
+          <w:lang w:val="en-US"/>
+        </w:rPr>
+      </w:pPr>
+      <w:bookmarkStart w:id="27" w:name="_Toc166857561"/>
+      <w:r>
+        <w:rPr>
+          <w:lang w:val="en-US"/>
+        </w:rPr>
+        <w:lastRenderedPageBreak/>
+        <w:t>Diagram</w:t>
+      </w:r>
+      <w:bookmarkEnd w:id="27"/>
+    </w:p>
+    <w:p>
+      <w:pPr>
+        <w:ind w:left="1080"/>
+        <w:rPr>
+          <w:lang w:val="en-US"/>
+        </w:rPr>
+      </w:pPr>
+      <w:r>
+        <w:rPr>
+          <w:noProof/>
+          <w:lang w:val="en-US"/>
+        </w:rPr>
+        <w:drawing>
+          <wp:inline distT="0" distB="0" distL="0" distR="0">
+            <wp:extent cx="6159500" cy="381000"/>
+            <wp:effectExtent l="0" t="0" r="0" b="0"/>
+            <wp:docPr id="1234555272" name="Picture 1"/>
+            <wp:cNvGraphicFramePr>
+              <a:graphicFrameLocks xmlns:a="http://schemas.openxmlformats.org/drawingml/2006/main" noChangeAspect="1"/>
+            </wp:cNvGraphicFramePr>
+            <a:graphic xmlns:a="http://schemas.openxmlformats.org/drawingml/2006/main">
+              <a:graphicData uri="http://schemas.openxmlformats.org/drawingml/2006/picture">
+                <pic:pic xmlns:pic="http://schemas.openxmlformats.org/drawingml/2006/picture">
+                  <pic:nvPicPr>
+                    <pic:cNvPr id="1234555272" name="Picture 1234555272"/>
+                    <pic:cNvPicPr/>
+                  </pic:nvPicPr>
+                  <pic:blipFill>
+                    <a:blip r:embed="rId10">
+                      <a:extLst>
+                        <a:ext uri="{28A0092B-C50C-407E-A947-70E740481C1C}">
+                          <a14:useLocalDpi xmlns:a14="http://schemas.microsoft.com/office/drawing/2010/main" val="0"/>
+                        </a:ext>
+                      </a:extLst>
+                    </a:blip>
+                    <a:stretch>
+                      <a:fillRect/>
+                    </a:stretch>
+                  </pic:blipFill>
+                  <pic:spPr>
+                    <a:xfrm>
+                      <a:off x="0" y="0"/>
+                      <a:ext cx="6159500" cy="381000"/>
+                    </a:xfrm>
+                    <a:prstGeom prst="rect">
+                      <a:avLst/>
+                    </a:prstGeom>
+                  </pic:spPr>
+                </pic:pic>
+              </a:graphicData>
+            </a:graphic>
+          </wp:inline>
+        </w:drawing>
+      </w:r>
+    </w:p>
+    <w:p>
+      <w:pPr>
+        <w:pStyle w:val="Heading2"/>
+        <w:numPr>
+          <w:ilvl w:val="1"/>
+          <w:numId w:val="1"/>
+        </w:numPr>
+        <w:rPr>
+          <w:lang w:val="en-US"/>
+        </w:rPr>
+      </w:pPr>
+      <w:bookmarkStart w:id="28" w:name="_Toc166857562"/>
+      <w:r>
+        <w:rPr>
+          <w:lang w:val="en-US"/>
+        </w:rPr>
+        <w:t>Explanation</w:t>
+      </w:r>
+      <w:bookmarkEnd w:id="28"/>
+    </w:p>
+    <w:p>
+      <w:pPr>
+        <w:pStyle w:val="Heading3"/>
+        <w:numPr>
+          <w:ilvl w:val="2"/>
+          <w:numId w:val="1"/>
+        </w:numPr>
+        <w:rPr>
+          <w:lang w:val="en-US"/>
+        </w:rPr>
+      </w:pPr>
+      <w:bookmarkStart w:id="29" w:name="_Toc166857563"/>
+      <w:r>
+        <w:rPr>
+          <w:lang w:val="en-US"/>
+        </w:rPr>
+        <w:t>Developers machine:</w:t>
+      </w:r>
+      <w:bookmarkEnd w:id="29"/>
+    </w:p>
+    <w:p>
+      <w:pPr>
+        <w:pStyle w:val="ListParagraph"/>
+        <w:numPr>
+          <w:ilvl w:val="3"/>
+          <w:numId w:val="1"/>
+        </w:numPr>
+        <w:rPr>
+          <w:lang w:val="en-US"/>
+        </w:rPr>
+      </w:pPr>
+      <w:r>
+        <w:rPr>
+          <w:lang w:val="en-US"/>
+        </w:rPr>
+        <w:t>Code written and tested on local machine before changes being pushed to the GitLab Server.</w:t>
+      </w:r>
+    </w:p>
+    <w:p>
+      <w:pPr>
+        <w:pStyle w:val="Heading3"/>
+        <w:numPr>
+          <w:ilvl w:val="2"/>
+          <w:numId w:val="1"/>
+        </w:numPr>
+        <w:rPr>
+          <w:lang w:val="en-US"/>
+        </w:rPr>
+      </w:pPr>
+      <w:bookmarkStart w:id="30" w:name="_Toc166857564"/>
+      <w:r>
+        <w:rPr>
+          <w:lang w:val="en-US"/>
+        </w:rPr>
+        <w:t>GitLab Server:</w:t>
+      </w:r>
+      <w:bookmarkEnd w:id="30"/>
+    </w:p>
+    <w:p>
+      <w:pPr>
+        <w:pStyle w:val="ListParagraph"/>
+        <w:numPr>
+          <w:ilvl w:val="3"/>
+          <w:numId w:val="1"/>
+        </w:numPr>
+        <w:rPr>
+          <w:lang w:val="en-US"/>
+        </w:rPr>
+      </w:pPr>
+      <w:r>
+        <w:t xml:space="preserve">The central repository where developer push </w:t>
+      </w:r>
+      <w:r>
+        <w:t>his</w:t>
+      </w:r>
+      <w:r>
+        <w:t xml:space="preserve"> code changes. GitLab CI/CD pipelines are configured here to trigger on </w:t>
+      </w:r>
+      <w:r>
+        <w:t>push to “main” event.</w:t>
+      </w:r>
+    </w:p>
+    <w:p>
+      <w:pPr>
+        <w:pStyle w:val="Heading3"/>
+        <w:numPr>
+          <w:ilvl w:val="2"/>
+          <w:numId w:val="1"/>
+        </w:numPr>
+        <w:rPr>
+          <w:lang w:val="en-US"/>
+        </w:rPr>
+      </w:pPr>
+      <w:bookmarkStart w:id="31" w:name="_Toc166857565"/>
+      <w:r>
+        <w:rPr>
+          <w:lang w:val="en-US"/>
+        </w:rPr>
+        <w:t>Pipeline Runner:</w:t>
+      </w:r>
+      <w:bookmarkEnd w:id="31"/>
+    </w:p>
+    <w:p>
+      <w:pPr>
+        <w:pStyle w:val="ListParagraph"/>
+        <w:numPr>
+          <w:ilvl w:val="3"/>
+          <w:numId w:val="1"/>
+        </w:numPr>
+        <w:rPr>
+          <w:lang w:val="en-US"/>
+        </w:rPr>
+      </w:pPr>
+      <w:r>
+        <w:t>F</w:t>
+      </w:r>
+      <w:r>
+        <w:t>etches the code from the GitLab server, runs the defined stages (build, test, sonarqube-check, deploy), and manages the artifacts and dependencies.</w:t>
+      </w:r>
+    </w:p>
+    <w:p>
+      <w:pPr>
+        <w:pStyle w:val="Heading3"/>
+        <w:numPr>
+          <w:ilvl w:val="2"/>
+          <w:numId w:val="1"/>
+        </w:numPr>
+        <w:rPr>
+          <w:lang w:val="en-US"/>
+        </w:rPr>
+      </w:pPr>
+      <w:bookmarkStart w:id="32" w:name="_Toc166857566"/>
+      <w:proofErr w:type="spellStart"/>
+      <w:r>
+        <w:rPr>
+          <w:lang w:val="en-US"/>
+        </w:rPr>
+        <w:t>Sonarqube</w:t>
+      </w:r>
+      <w:proofErr w:type="spellEnd"/>
+      <w:r>
+        <w:rPr>
+          <w:lang w:val="en-US"/>
+        </w:rPr>
+        <w:t xml:space="preserve"> Instance:</w:t>
+      </w:r>
+      <w:bookmarkEnd w:id="32"/>
+    </w:p>
+    <w:p>
+      <w:pPr>
+        <w:pStyle w:val="ListParagraph"/>
+        <w:numPr>
+          <w:ilvl w:val="3"/>
+          <w:numId w:val="1"/>
+        </w:numPr>
+        <w:rPr>
+          <w:lang w:val="en-US"/>
+        </w:rPr>
+      </w:pPr>
+      <w:r>
+        <w:t>In the 'sonarqube-check' stage, the code is analyzed for quality and security using SonarQube. This step ensures that the code meets certain quality standards before proceeding further in the pipeline.</w:t>
+      </w:r>
+    </w:p>
+    <w:p>
+      <w:pPr>
+        <w:pStyle w:val="Heading3"/>
+        <w:numPr>
+          <w:ilvl w:val="2"/>
+          <w:numId w:val="1"/>
+        </w:numPr>
+        <w:rPr>
+          <w:lang w:val="en-US"/>
+        </w:rPr>
+      </w:pPr>
+      <w:bookmarkStart w:id="33" w:name="_Toc166857567"/>
+      <w:r>
+        <w:rPr>
+          <w:lang w:val="en-US"/>
+        </w:rPr>
+        <w:t>Deployment Environment:</w:t>
+      </w:r>
+      <w:bookmarkEnd w:id="33"/>
+      <w:r>
+        <w:rPr>
+          <w:lang w:val="en-US"/>
+        </w:rPr>
+        <w:t xml:space="preserve"> </w:t>
+      </w:r>
+    </w:p>
+    <w:p>
+      <w:pPr>
+        <w:pStyle w:val="ListParagraph"/>
+        <w:numPr>
+          <w:ilvl w:val="3"/>
+          <w:numId w:val="1"/>
+        </w:numPr>
+        <w:rPr>
+          <w:lang w:val="en-US"/>
+        </w:rPr>
+      </w:pPr>
+      <w:r>
+        <w:t>In the 'deploy' stage, the application is deployed to the target environment</w:t>
+      </w:r>
+      <w:r>
+        <w:t xml:space="preserve"> – container in the Docker.</w:t>
+      </w:r>
+    </w:p>
+    <w:p>
+      <w:pPr>
+        <w:pStyle w:val="Heading3"/>
+        <w:rPr>
+          <w:lang w:val="en-US"/>
+        </w:rPr>
+      </w:pPr>
+    </w:p>
+    <w:p>
+      <w:pPr>
+        <w:pStyle w:val="Heading1"/>
+        <w:numPr>
+          <w:ilvl w:val="0"/>
+          <w:numId w:val="1"/>
+        </w:numPr>
+        <w:rPr>
+          <w:lang w:val="en-US"/>
+        </w:rPr>
+      </w:pPr>
+      <w:bookmarkStart w:id="34" w:name="_Toc166857568"/>
+      <w:r>
+        <w:rPr>
+          <w:lang w:val="en-US"/>
+        </w:rPr>
         <w:t>Conclusion</w:t>
       </w:r>
-      <w:bookmarkEnd w:id="25"/>
-      <w:r>
-        <w:rPr>
-          <w:lang w:val="en-US"/>
-        </w:rPr>
-        <w:t xml:space="preserve"> </w:t>
-      </w:r>
+      <w:bookmarkEnd w:id="34"/>
     </w:p>
     <w:p>
       <w:pPr>
@@ -5134,7 +6213,6 @@
           <w:color w:val="0D0D0D"/>
           <w:shd w:val="clear" w:color="auto" w:fill="FFFFFF"/>
         </w:rPr>
-        <w:lastRenderedPageBreak/>
         <w:t>The E-commerce Marketplace project embodies a comprehensive approach to developing a robust online platform for secure buying and selling of goods. Throughout the software architecture documentation, various design and technology decisions have been outlined to ensure the project's success.</w:t>
       </w:r>
     </w:p>
@@ -5223,7 +6301,16 @@
           <w:color w:val="0D0D0D"/>
           <w:shd w:val="clear" w:color="auto" w:fill="FFFFFF"/>
         </w:rPr>
-        <w:t>As development progresses, continuous evaluation and adaptation of the architectural decisions will be crucial to ensure alignment with evolving project requirements and industry best practices. Through effective collaboration, diligent implementation, and rigorous testing, the E-commerce Marketplace project aspires to achieve its objectives and provide a seamless transaction experience for users worldwide.</w:t>
+        <w:t xml:space="preserve">As development progresses, continuous evaluation and adaptation of the architectural decisions will be crucial to ensure alignment with evolving project requirements and industry best practices. Through effective collaboration, diligent implementation, and </w:t>
+      </w:r>
+      <w:r>
+        <w:rPr>
+          <w:rFonts w:ascii="Segoe UI" w:hAnsi="Segoe UI" w:cs="Segoe UI"/>
+          <w:color w:val="0D0D0D"/>
+          <w:shd w:val="clear" w:color="auto" w:fill="FFFFFF"/>
+        </w:rPr>
+        <w:lastRenderedPageBreak/>
+        <w:t>rigorous testing, the E-commerce Marketplace project aspires to achieve its objectives and provide a seamless transaction experience for users worldwide.</w:t>
       </w:r>
     </w:p>
     <w:sectPr>
